--- a/Quanta, Actually - SERIES/QED Course/chapters/Lesson 62 Loop Diagrams.docx
+++ b/Quanta, Actually - SERIES/QED Course/chapters/Lesson 62 Loop Diagrams.docx
@@ -17,7 +17,7 @@
         <w:jc w:val="center"/>
       </w:pPr>
       <w:r>
-        <w:t>Lesson 62 of the Complete Quantum Electrodynamics Course</w:t>
+        <w:t>Lesson 62 of Quantum, Actually, Volume 2: A QED Course</w:t>
       </w:r>
     </w:p>
     <w:p>
@@ -393,6 +393,67 @@
         </w:tc>
       </w:tr>
     </w:tbl>
+    <w:tbl>
+      <w:tblPr>
+        <w:tblW w:type="auto" w:w="0"/>
+        <w:jc w:val="center"/>
+        <w:tblLayout w:type="fixed"/>
+        <w:tblLook w:firstColumn="1" w:firstRow="1" w:lastColumn="0" w:lastRow="0" w:noHBand="0" w:noVBand="1" w:val="04A0"/>
+        <w:tblBorders>
+          <w:top w:val="single" w:sz="8" w:color="7FA7CF"/>
+          <w:left w:val="single" w:sz="8" w:color="7FA7CF"/>
+          <w:bottom w:val="single" w:sz="8" w:color="7FA7CF"/>
+          <w:right w:val="single" w:sz="8" w:color="7FA7CF"/>
+        </w:tblBorders>
+      </w:tblPr>
+      <w:tblGrid>
+        <w:gridCol w:w="9392"/>
+      </w:tblGrid>
+      <w:tr>
+        <w:tc>
+          <w:tcPr>
+            <w:tcW w:type="dxa" w:w="9392"/>
+            <w:shd w:fill="F3F7FB"/>
+            <w:tcMar>
+              <w:top w:w="140" w:type="dxa"/>
+              <w:start w:w="140" w:type="dxa"/>
+              <w:bottom w:w="140" w:type="dxa"/>
+              <w:end w:w="140" w:type="dxa"/>
+            </w:tcMar>
+          </w:tcPr>
+          <w:p>
+            <w:r>
+              <w:rPr>
+                <w:b/>
+                <w:color w:val="1F4E78"/>
+              </w:rPr>
+              <w:t>First pass: the result before the derivation</w:t>
+            </w:r>
+          </w:p>
+          <w:p>
+            <w:pPr>
+              <w:spacing w:after="60"/>
+            </w:pPr>
+            <w:r>
+              <w:t>A closed loop leaves one momentum k unfixed by conservation, so it must be integrated over; at large k the integral does not converge.</w:t>
+            </w:r>
+          </w:p>
+          <w:p>
+            <w:pPr>
+              <w:spacing w:after="60"/>
+            </w:pPr>
+            <w:r>
+              <w:t>Prologue 6's infinities appear here, honestly. Lessons 66–68 show where they go.</w:t>
+            </w:r>
+          </w:p>
+        </w:tc>
+      </w:tr>
+    </w:tbl>
+    <w:p>
+      <w:pPr>
+        <w:spacing w:after="80"/>
+      </w:pPr>
+    </w:p>
     <w:p>
       <w:pPr>
         <w:pStyle w:val="Heading2"/>
@@ -1216,6 +1277,60 @@
       </w:tr>
     </w:tbl>
     <w:p>
+      <w:pPr>
+        <w:keepNext/>
+        <w:spacing w:before="160" w:after="40"/>
+        <w:jc w:val="center"/>
+      </w:pPr>
+      <w:r>
+        <w:drawing>
+          <wp:inline xmlns:a="http://schemas.openxmlformats.org/drawingml/2006/main" xmlns:pic="http://schemas.openxmlformats.org/drawingml/2006/picture">
+            <wp:extent cx="5669280" cy="2302637"/>
+            <wp:docPr id="1" name="Picture 1"/>
+            <wp:cNvGraphicFramePr>
+              <a:graphicFrameLocks noChangeAspect="1"/>
+            </wp:cNvGraphicFramePr>
+            <a:graphic>
+              <a:graphicData uri="http://schemas.openxmlformats.org/drawingml/2006/picture">
+                <pic:pic>
+                  <pic:nvPicPr>
+                    <pic:cNvPr id="0" name="L62_topologies.png"/>
+                    <pic:cNvPicPr/>
+                  </pic:nvPicPr>
+                  <pic:blipFill>
+                    <a:blip r:embed="rId11"/>
+                    <a:stretch>
+                      <a:fillRect/>
+                    </a:stretch>
+                  </pic:blipFill>
+                  <pic:spPr>
+                    <a:xfrm>
+                      <a:off x="0" y="0"/>
+                      <a:ext cx="5669280" cy="2302637"/>
+                    </a:xfrm>
+                    <a:prstGeom prst="rect"/>
+                  </pic:spPr>
+                </pic:pic>
+              </a:graphicData>
+            </a:graphic>
+          </wp:inline>
+        </w:drawing>
+      </w:r>
+    </w:p>
+    <w:p>
+      <w:pPr>
+        <w:spacing w:after="200"/>
+        <w:jc w:val="center"/>
+      </w:pPr>
+      <w:r>
+        <w:rPr>
+          <w:i/>
+          <w:sz w:val="19"/>
+        </w:rPr>
+        <w:t>Figure 62.1. The three one-loop subdiagrams of QED: vacuum polarization, electron self-energy and vertex correction.</w:t>
+      </w:r>
+    </w:p>
+    <w:p>
       <w:r>
         <w:t>Every one of the three simplest loop diagrams in QED carries a single unconstrained momentum, not by coincidence but because each adds one internal line beyond what a bare tree-level version of the same process would need, for one extra vertex pair.</w:t>
       </w:r>
@@ -1664,7 +1779,13 @@
           </w:tcPr>
           <w:p>
             <w:r>
-              <w:t>Pick any one diagram from Lessons 54–58 and state explicitly, in your own words, why its single internal momentum was fixed the moment the external momenta were specified.</w:t>
+              <w:rPr>
+                <w:b/>
+              </w:rPr>
+              <w:t>Core.</w:t>
+            </w:r>
+            <w:r>
+              <w:t xml:space="preserve"> Pick any one diagram from Lessons 54–58 and state explicitly, in your own words, why its single internal momentum was fixed the moment the external momenta were specified.</w:t>
             </w:r>
           </w:p>
         </w:tc>
@@ -1702,7 +1823,13 @@
           </w:tcPr>
           <w:p>
             <w:r>
-              <w:t>Redraw Section 1.2's modified electron-muon diagram from memory, labeling the photon's momentum q and the new pair's momenta k and q−k.</w:t>
+              <w:rPr>
+                <w:b/>
+              </w:rPr>
+              <w:t>Extension.</w:t>
+            </w:r>
+            <w:r>
+              <w:t xml:space="preserve"> Redraw Section 1.2's modified electron-muon diagram from memory, labeling the photon's momentum q and the new pair's momenta k and q−k.</w:t>
             </w:r>
           </w:p>
         </w:tc>
@@ -1738,7 +1865,13 @@
           </w:tcPr>
           <w:p>
             <w:r>
-              <w:t>Verify Worked example 1's claim by writing out momentum conservation at both new vertices explicitly and confirming each is satisfied for every value of k.</w:t>
+              <w:rPr>
+                <w:b/>
+              </w:rPr>
+              <w:t>Core.</w:t>
+            </w:r>
+            <w:r>
+              <w:t xml:space="preserve"> Verify Worked example 1's claim by writing out momentum conservation at both new vertices explicitly and confirming each is satisfied for every value of k.</w:t>
             </w:r>
           </w:p>
         </w:tc>
@@ -1776,7 +1909,13 @@
           </w:tcPr>
           <w:p>
             <w:r>
-              <w:t>Explain, in one sentence, the difference between "a diagram with more than one internal line" and "a diagram with an unconstrained internal momentum," using Compton scattering's single internal electron line as a contrasting example of the first without the second.</w:t>
+              <w:rPr>
+                <w:b/>
+              </w:rPr>
+              <w:t>Extension.</w:t>
+            </w:r>
+            <w:r>
+              <w:t xml:space="preserve"> Explain, in one sentence, the difference between "a diagram with more than one internal line" and "a diagram with an unconstrained internal momentum," using Compton scattering's single internal electron line as a contrasting example of the first without the second.</w:t>
             </w:r>
           </w:p>
         </w:tc>
@@ -1812,7 +1951,13 @@
           </w:tcPr>
           <w:p>
             <w:r>
-              <w:t>State, in your own words, why "add up every possibility" becomes an integral once the possibilities form a continuum, referring to how Lesson 35 already made the same transition for ordinary momentum.</w:t>
+              <w:rPr>
+                <w:b/>
+              </w:rPr>
+              <w:t>Extension.</w:t>
+            </w:r>
+            <w:r>
+              <w:t xml:space="preserve"> State, in your own words, why "add up every possibility" becomes an integral once the possibilities form a continuum, referring to how Lesson 35 already made the same transition for ordinary momentum.</w:t>
             </w:r>
           </w:p>
         </w:tc>
@@ -1850,7 +1995,22 @@
           </w:tcPr>
           <w:p>
             <w:r>
-              <w:t>Compute ∫₁^Λ dq/q for Λ=1,000,000 by hand, using ln(10)≈2.3026, and add it to Section 3.1's table.</w:t>
+              <w:rPr>
+                <w:b/>
+              </w:rPr>
+              <w:t>Core.</w:t>
+            </w:r>
+            <w:r>
+              <w:t xml:space="preserve"> Compute ∫₁</w:t>
+            </w:r>
+            <w:r>
+              <w:rPr>
+                <w:vertAlign w:val="superscript"/>
+              </w:rPr>
+              <w:t>Λ</w:t>
+            </w:r>
+            <w:r>
+              <w:t xml:space="preserve"> dq/q for Λ=1,000,000 by hand, using ln(10)≈2.3026, and add it to Section 3.1's table.</w:t>
             </w:r>
           </w:p>
         </w:tc>
@@ -1886,7 +2046,13 @@
           </w:tcPr>
           <w:p>
             <w:r>
-              <w:t>Explain why the lower limit of Section 3.1's integral was chosen to be 1 rather than 0, and what would happen to the integral near q=0 if it were not.</w:t>
+              <w:rPr>
+                <w:b/>
+              </w:rPr>
+              <w:t>Core.</w:t>
+            </w:r>
+            <w:r>
+              <w:t xml:space="preserve"> Explain why the lower limit of Section 3.1's integral was chosen to be 1 rather than 0, and what would happen to the integral near q=0 if it were not.</w:t>
             </w:r>
           </w:p>
         </w:tc>
@@ -1924,7 +2090,13 @@
           </w:tcPr>
           <w:p>
             <w:r>
-              <w:t>State, in one sentence, what makes Section 3.3's wall a fact about the integral rather than a fact about nature.</w:t>
+              <w:rPr>
+                <w:b/>
+              </w:rPr>
+              <w:t>Extension.</w:t>
+            </w:r>
+            <w:r>
+              <w:t xml:space="preserve"> State, in one sentence, what makes Section 3.3's wall a fact about the integral rather than a fact about nature.</w:t>
             </w:r>
           </w:p>
         </w:tc>
@@ -1960,7 +2132,13 @@
           </w:tcPr>
           <w:p>
             <w:r>
-              <w:t>Derive L=I−V+1 from scratch: state how many momentum-conservation equations V vertices supply, explain why only V−1 of them are independent, and combine this with I unknown internal momenta.</w:t>
+              <w:rPr>
+                <w:b/>
+              </w:rPr>
+              <w:t>Extension.</w:t>
+            </w:r>
+            <w:r>
+              <w:t xml:space="preserve"> Derive L=I−V+1 from scratch: state how many momentum-conservation equations V vertices supply, explain why only V−1 of them are independent, and combine this with I unknown internal momenta.</w:t>
             </w:r>
           </w:p>
         </w:tc>
@@ -1998,7 +2176,13 @@
           </w:tcPr>
           <w:p>
             <w:r>
-              <w:t>Verify L=0 for Compton scattering's direct diagram using Section 4.1's formula, and compare with Lesson 50's own finding for that diagram.</w:t>
+              <w:rPr>
+                <w:b/>
+              </w:rPr>
+              <w:t>Core.</w:t>
+            </w:r>
+            <w:r>
+              <w:t xml:space="preserve"> Verify L=0 for Compton scattering's direct diagram using Section 4.1's formula, and compare with Lesson 50's own finding for that diagram.</w:t>
             </w:r>
           </w:p>
         </w:tc>
@@ -2034,7 +2218,13 @@
           </w:tcPr>
           <w:p>
             <w:r>
-              <w:t>Verify L=1 for the vertex-correction diagram described in Section 4.3, using V=3, I=3.</w:t>
+              <w:rPr>
+                <w:b/>
+              </w:rPr>
+              <w:t>Core.</w:t>
+            </w:r>
+            <w:r>
+              <w:t xml:space="preserve"> Verify L=1 for the vertex-correction diagram described in Section 4.3, using V=3, I=3.</w:t>
             </w:r>
           </w:p>
         </w:tc>
@@ -2072,7 +2262,13 @@
           </w:tcPr>
           <w:p>
             <w:r>
-              <w:t>Explain why adding one extra vertex pair to a tree diagram, in the way Section 1.2 did, always adds exactly one loop, referring to how V and I each change when a pair of vertices and their connecting lines are inserted.</w:t>
+              <w:rPr>
+                <w:b/>
+              </w:rPr>
+              <w:t>Extension.</w:t>
+            </w:r>
+            <w:r>
+              <w:t xml:space="preserve"> Explain why adding one extra vertex pair to a tree diagram, in the way Section 1.2 did, always adds exactly one loop, referring to how V and I each change when a pair of vertices and their connecting lines are inserted.</w:t>
             </w:r>
           </w:p>
         </w:tc>
@@ -2108,7 +2304,13 @@
           </w:tcPr>
           <w:p>
             <w:r>
-              <w:t>State which of Lessons 63, 64, or 64 will compute the process where an electron emits and then reabsorbs its own virtual photon, and name that process.</w:t>
+              <w:rPr>
+                <w:b/>
+              </w:rPr>
+              <w:t>Core.</w:t>
+            </w:r>
+            <w:r>
+              <w:t xml:space="preserve"> State which of Lessons 63, 64, or 64 will compute the process where an electron emits and then reabsorbs its own virtual photon, and name that process.</w:t>
             </w:r>
           </w:p>
         </w:tc>
@@ -2146,7 +2348,13 @@
           </w:tcPr>
           <w:p>
             <w:r>
-              <w:t>Explain why the −1 sign associated with a closed fermion loop, first derived in Lesson 37, is expected to appear specifically in the vacuum polarization and vertex-correction diagrams of Section 4.3 but not in the self-energy diagram, referring to which of the three actually contains a closed loop built entirely from fermion lines.</w:t>
+              <w:rPr>
+                <w:b/>
+              </w:rPr>
+              <w:t>Extension.</w:t>
+            </w:r>
+            <w:r>
+              <w:t xml:space="preserve"> Explain why the −1 sign associated with a closed fermion loop, first derived in Lesson 37, is expected to appear specifically in the vacuum polarization and vertex-correction diagrams of Section 4.3 but not in the self-energy diagram, referring to which of the three actually contains a closed loop built entirely from fermion lines.</w:t>
             </w:r>
           </w:p>
         </w:tc>
@@ -2182,7 +2390,13 @@
           </w:tcPr>
           <w:p>
             <w:r>
-              <w:t>Explain, in your own words, why Worked example 4's argument (that QED's tested predictions are all finite) does not by itself tell you how to fix the divergent integral, only that a fix must exist.</w:t>
+              <w:rPr>
+                <w:b/>
+              </w:rPr>
+              <w:t>Core.</w:t>
+            </w:r>
+            <w:r>
+              <w:t xml:space="preserve"> Explain, in your own words, why Worked example 4's argument (that QED's tested predictions are all finite) does not by itself tell you how to fix the divergent integral, only that a fix must exist.</w:t>
             </w:r>
           </w:p>
         </w:tc>
@@ -2220,7 +2434,13 @@
           </w:tcPr>
           <w:p>
             <w:r>
-              <w:t>Challenge: using the pattern of Section 1.2, describe how a second, independent electron-positron pair could be inserted into the same diagram, in addition to the first, and state, using L=I−V+1, how many independent loop momenta the resulting two-pair diagram would carry.</w:t>
+              <w:rPr>
+                <w:b/>
+              </w:rPr>
+              <w:t>Challenge.</w:t>
+            </w:r>
+            <w:r>
+              <w:t xml:space="preserve"> Using the pattern of Section 1.2, describe how a second, independent electron-positron pair could be inserted into the same diagram, in addition to the first, and state, using L=I−V+1, how many independent loop momenta the resulting two-pair diagram would carry.</w:t>
             </w:r>
           </w:p>
         </w:tc>
@@ -2232,6 +2452,14 @@
       </w:pPr>
       <w:r>
         <w:t>Solutions</w:t>
+      </w:r>
+    </w:p>
+    <w:p>
+      <w:r>
+        <w:rPr>
+          <w:i/>
+        </w:rPr>
+        <w:t>Attempt each exercise before reading its solution. If you are stuck, read only the first sentence of the solution, then try again.</w:t>
       </w:r>
     </w:p>
     <w:p>
@@ -2343,7 +2571,16 @@
         <w:t xml:space="preserve"> </w:t>
       </w:r>
       <w:r>
-        <w:t>The wall is a fact about the integral because it follows from ordinary calculus applied to a specific, completely well-defined mathematical expression, ∫₁^Λ dq/q=ln Λ, with no reference anywhere to what nature does or to any experiment; whether nature actually behaves the way this integral, taken naively, suggests is a separate question, addressed only once the calculation is finished properly.</w:t>
+        <w:t>The wall is a fact about the integral because it follows from ordinary calculus applied to a specific, completely well-defined mathematical expression, ∫₁</w:t>
+      </w:r>
+      <w:r>
+        <w:rPr>
+          <w:vertAlign w:val="superscript"/>
+        </w:rPr>
+        <w:t>Λ</w:t>
+      </w:r>
+      <w:r>
+        <w:t xml:space="preserve"> dq/q=ln Λ, with no reference anywhere to what nature does or to any experiment; whether nature actually behaves the way this integral, taken naively, suggests is a separate question, addressed only once the calculation is finished properly.</w:t>
       </w:r>
     </w:p>
     <w:p>
@@ -2371,7 +2608,16 @@
         <w:t xml:space="preserve"> </w:t>
       </w:r>
       <w:r>
-        <w:t>Section 4.1 gives L=I−V+1=1−2+1=0 for Compton's direct diagram (I=1, V=2), matching Lesson 50, Section 2.3's direct finding that the single internal momentum q_A=p+k was completely fixed by the two vertex equations there, with nothing left undetermined.</w:t>
+        <w:t>Section 4.1 gives L=I−V+1=1−2+1=0 for Compton's direct diagram (I=1, V=2), matching Lesson 50, Section 2.3's direct finding that the single internal momentum q</w:t>
+      </w:r>
+      <w:r>
+        <w:rPr>
+          <w:vertAlign w:val="subscript"/>
+        </w:rPr>
+        <w:t>A</w:t>
+      </w:r>
+      <w:r>
+        <w:t>=p+k was completely fixed by the two vertex equations there, with nothing left undetermined.</w:t>
       </w:r>
     </w:p>
     <w:p>
@@ -2463,55 +2709,12 @@
         <w:pStyle w:val="Heading2"/>
       </w:pPr>
       <w:r>
-        <w:t>Mastery checklist</w:t>
+        <w:t>Mastery check</w:t>
       </w:r>
     </w:p>
     <w:p>
-      <w:pPr>
-        <w:pStyle w:val="ListBullet"/>
-      </w:pPr>
       <w:r>
-        <w:t>I can state what every tree-level diagram in this course had in common regarding its internal momenta, and construct a diagram where that pattern fails.</w:t>
-      </w:r>
-    </w:p>
-    <w:p>
-      <w:pPr>
-        <w:pStyle w:val="ListBullet"/>
-      </w:pPr>
-      <w:r>
-        <w:t>I can explain why an unconstrained internal momentum forces a sum to become an integral.</w:t>
-      </w:r>
-    </w:p>
-    <w:p>
-      <w:pPr>
-        <w:pStyle w:val="ListBullet"/>
-      </w:pPr>
-      <w:r>
-        <w:t>I can show, using a simple one-variable example, that such an integral can fail to converge as its range grows.</w:t>
-      </w:r>
-    </w:p>
-    <w:p>
-      <w:pPr>
-        <w:pStyle w:val="ListBullet"/>
-      </w:pPr>
-      <w:r>
-        <w:t>I can explain why this divergence is a mathematical fact about the integral, not yet a statement about nature, and why QED's success elsewhere guarantees a resolution exists.</w:t>
-      </w:r>
-    </w:p>
-    <w:p>
-      <w:pPr>
-        <w:pStyle w:val="ListBullet"/>
-      </w:pPr>
-      <w:r>
-        <w:t>I can count independent loop momenta with L=I−V+1 and verify it for a tree diagram and for each of the three one-loop QED diagrams.</w:t>
-      </w:r>
-    </w:p>
-    <w:p>
-      <w:pPr>
-        <w:pStyle w:val="ListBullet"/>
-      </w:pPr>
-      <w:r>
-        <w:t>I can name the physical process each of the three one-loop diagrams describes and which lesson computes it.</w:t>
+        <w:t>Before moving on, do the Core exercises without looking at the solutions and state this lesson's main result from memory. If both go smoothly, continue; if not, reread the sections the missed exercises cite.</w:t>
       </w:r>
     </w:p>
     <w:p>
@@ -2563,7 +2766,7 @@
         <w:color w:val="5A5A5A"/>
         <w:sz w:val="16"/>
       </w:rPr>
-      <w:t>QED Course   Lesson 62</w:t>
+      <w:t>A QED Course   Lesson 62</w:t>
     </w:r>
   </w:p>
 </w:hdr>
